--- a/docs/questions/qs-matrixmultiplicationspecial.docx
+++ b/docs/questions/qs-matrixmultiplicationspecial.docx
@@ -44,7 +44,7 @@
       <w:r>
         <w:t xml:space="preserve"> </w:t>
       </w:r>
-      <w:hyperlink r:id="rId20">
+      <w:hyperlink r:id="rId9">
         <w:r>
           <w:rPr>
             <w:rStyle w:val="Hyperlink"/>
@@ -56,7 +56,7 @@
         <w:t xml:space="preserve">.</w:t>
       </w:r>
     </w:p>
-    <w:bookmarkStart w:id="21" w:name="q1"/>
+    <w:bookmarkStart w:id="10" w:name="q1"/>
     <w:p>
       <w:pPr>
         <w:pStyle w:val="Heading2"/>
@@ -986,8 +986,8 @@
         </m:d>
       </m:oMath>
     </w:p>
-    <w:bookmarkEnd w:id="21"/>
-    <w:bookmarkStart w:id="22" w:name="q2"/>
+    <w:bookmarkEnd w:id="10"/>
+    <w:bookmarkStart w:id="11" w:name="q2"/>
     <w:p>
       <w:pPr>
         <w:pStyle w:val="Heading2"/>
@@ -1021,89 +1021,69 @@
           <m:jc m:val="center"/>
         </m:oMathParaPr>
         <m:oMath>
-          <m:m>
-            <m:mPr>
-              <m:baseJc m:val="center"/>
-              <m:plcHide m:val="on"/>
-              <m:mcs>
-                <m:mc>
-                  <m:mcPr>
-                    <m:mcJc m:val="right"/>
-                    <m:count m:val="1"/>
-                  </m:mcPr>
-                </m:mc>
-                <m:mc>
-                  <m:mcPr>
-                    <m:mcJc m:val="left"/>
-                    <m:count m:val="1"/>
-                  </m:mcPr>
-                </m:mc>
-              </m:mcs>
-            </m:mPr>
-            <m:mr>
-              <m:e>
-                <m:r>
-                  <m:t>9</m:t>
-                </m:r>
-                <m:r>
-                  <m:t>x</m:t>
-                </m:r>
-                <m:r>
-                  <m:rPr>
-                    <m:sty m:val="p"/>
-                  </m:rPr>
-                  <m:t>−</m:t>
-                </m:r>
-                <m:r>
-                  <m:t>y</m:t>
-                </m:r>
-              </m:e>
-              <m:e>
-                <m:r>
-                  <m:rPr>
-                    <m:sty m:val="p"/>
-                  </m:rPr>
-                  <m:t>=</m:t>
-                </m:r>
-                <m:r>
-                  <m:rPr>
-                    <m:sty m:val="p"/>
-                  </m:rPr>
-                  <m:t>−</m:t>
-                </m:r>
-                <m:r>
-                  <m:t>4</m:t>
-                </m:r>
-              </m:e>
-            </m:mr>
-            <m:mr>
-              <m:e>
-                <m:r>
-                  <m:t>x</m:t>
-                </m:r>
-                <m:r>
-                  <m:rPr>
-                    <m:sty m:val="p"/>
-                  </m:rPr>
-                  <m:t>+</m:t>
-                </m:r>
-                <m:r>
-                  <m:t>y</m:t>
-                </m:r>
-              </m:e>
-              <m:e>
-                <m:r>
-                  <m:rPr>
-                    <m:sty m:val="p"/>
-                  </m:rPr>
-                  <m:t>=</m:t>
-                </m:r>
-                <m:r>
-                  <m:t>1</m:t>
-                </m:r>
-              </m:e>
-            </m:mr>
-          </m:m>
+          <m:eqArr>
+            <m:e>
+              <m:r>
+                <m:t>9</m:t>
+              </m:r>
+              <m:r>
+                <m:t>x</m:t>
+              </m:r>
+              <m:r>
+                <m:rPr>
+                  <m:sty m:val="p"/>
+                </m:rPr>
+                <m:t>−</m:t>
+              </m:r>
+              <m:r>
+                <m:t>y</m:t>
+              </m:r>
+              <m:r>
+                <m:t>&amp;</m:t>
+              </m:r>
+              <m:r>
+                <m:rPr>
+                  <m:sty m:val="p"/>
+                </m:rPr>
+                <m:t>=</m:t>
+              </m:r>
+              <m:r>
+                <m:rPr>
+                  <m:sty m:val="p"/>
+                </m:rPr>
+                <m:t>−</m:t>
+              </m:r>
+              <m:r>
+                <m:t>4</m:t>
+              </m:r>
+            </m:e>
+            <m:e>
+              <m:r>
+                <m:t>x</m:t>
+              </m:r>
+              <m:r>
+                <m:rPr>
+                  <m:sty m:val="p"/>
+                </m:rPr>
+                <m:t>+</m:t>
+              </m:r>
+              <m:r>
+                <m:t>y</m:t>
+              </m:r>
+              <m:r>
+                <m:t>&amp;</m:t>
+              </m:r>
+              <m:r>
+                <m:rPr>
+                  <m:sty m:val="p"/>
+                </m:rPr>
+                <m:t>=</m:t>
+              </m:r>
+              <m:r>
+                <m:t>1</m:t>
+              </m:r>
+            </m:e>
+          </m:eqArr>
         </m:oMath>
       </m:oMathPara>
     </w:p>
@@ -1124,116 +1104,96 @@
           <m:jc m:val="center"/>
         </m:oMathParaPr>
         <m:oMath>
-          <m:m>
-            <m:mPr>
-              <m:baseJc m:val="center"/>
-              <m:plcHide m:val="on"/>
-              <m:mcs>
-                <m:mc>
-                  <m:mcPr>
-                    <m:mcJc m:val="right"/>
-                    <m:count m:val="1"/>
-                  </m:mcPr>
-                </m:mc>
-                <m:mc>
-                  <m:mcPr>
-                    <m:mcJc m:val="left"/>
-                    <m:count m:val="1"/>
-                  </m:mcPr>
-                </m:mc>
-              </m:mcs>
-            </m:mPr>
-            <m:mr>
-              <m:e>
-                <m:r>
-                  <m:t>x</m:t>
-                </m:r>
-                <m:r>
-                  <m:rPr>
-                    <m:sty m:val="p"/>
-                  </m:rPr>
-                  <m:t>+</m:t>
-                </m:r>
-                <m:r>
-                  <m:t>3</m:t>
-                </m:r>
-                <m:r>
-                  <m:t>y</m:t>
-                </m:r>
-                <m:r>
-                  <m:rPr>
-                    <m:sty m:val="p"/>
-                  </m:rPr>
-                  <m:t>+</m:t>
-                </m:r>
-                <m:r>
-                  <m:t>z</m:t>
-                </m:r>
-              </m:e>
-              <m:e>
-                <m:r>
-                  <m:rPr>
-                    <m:sty m:val="p"/>
-                  </m:rPr>
-                  <m:t>=</m:t>
-                </m:r>
-                <m:r>
-                  <m:t>8</m:t>
-                </m:r>
-              </m:e>
-            </m:mr>
-            <m:mr>
-              <m:e>
-                <m:r>
-                  <m:rPr>
-                    <m:sty m:val="p"/>
-                  </m:rPr>
-                  <m:t>−</m:t>
-                </m:r>
-                <m:r>
-                  <m:t>x</m:t>
-                </m:r>
-                <m:r>
-                  <m:rPr>
-                    <m:sty m:val="p"/>
-                  </m:rPr>
-                  <m:t>−</m:t>
-                </m:r>
-                <m:r>
-                  <m:t>y</m:t>
-                </m:r>
-                <m:r>
-                  <m:rPr>
-                    <m:sty m:val="p"/>
-                  </m:rPr>
-                  <m:t>+</m:t>
-                </m:r>
-                <m:r>
-                  <m:t>9</m:t>
-                </m:r>
-                <m:r>
-                  <m:t>z</m:t>
-                </m:r>
-              </m:e>
-              <m:e>
-                <m:r>
-                  <m:rPr>
-                    <m:sty m:val="p"/>
-                  </m:rPr>
-                  <m:t>=</m:t>
-                </m:r>
-                <m:r>
-                  <m:rPr>
-                    <m:sty m:val="p"/>
-                  </m:rPr>
-                  <m:t>−</m:t>
-                </m:r>
-                <m:r>
-                  <m:t>1</m:t>
-                </m:r>
-              </m:e>
-            </m:mr>
-          </m:m>
+          <m:eqArr>
+            <m:e>
+              <m:r>
+                <m:t>x</m:t>
+              </m:r>
+              <m:r>
+                <m:rPr>
+                  <m:sty m:val="p"/>
+                </m:rPr>
+                <m:t>+</m:t>
+              </m:r>
+              <m:r>
+                <m:t>3</m:t>
+              </m:r>
+              <m:r>
+                <m:t>y</m:t>
+              </m:r>
+              <m:r>
+                <m:rPr>
+                  <m:sty m:val="p"/>
+                </m:rPr>
+                <m:t>+</m:t>
+              </m:r>
+              <m:r>
+                <m:t>z</m:t>
+              </m:r>
+              <m:r>
+                <m:t>&amp;</m:t>
+              </m:r>
+              <m:r>
+                <m:rPr>
+                  <m:sty m:val="p"/>
+                </m:rPr>
+                <m:t>=</m:t>
+              </m:r>
+              <m:r>
+                <m:t>8</m:t>
+              </m:r>
+            </m:e>
+            <m:e>
+              <m:r>
+                <m:rPr>
+                  <m:sty m:val="p"/>
+                </m:rPr>
+                <m:t>−</m:t>
+              </m:r>
+              <m:r>
+                <m:t>x</m:t>
+              </m:r>
+              <m:r>
+                <m:rPr>
+                  <m:sty m:val="p"/>
+                </m:rPr>
+                <m:t>−</m:t>
+              </m:r>
+              <m:r>
+                <m:t>y</m:t>
+              </m:r>
+              <m:r>
+                <m:rPr>
+                  <m:sty m:val="p"/>
+                </m:rPr>
+                <m:t>+</m:t>
+              </m:r>
+              <m:r>
+                <m:t>9</m:t>
+              </m:r>
+              <m:r>
+                <m:t>z</m:t>
+              </m:r>
+              <m:r>
+                <m:t>&amp;</m:t>
+              </m:r>
+              <m:r>
+                <m:rPr>
+                  <m:sty m:val="p"/>
+                </m:rPr>
+                <m:t>=</m:t>
+              </m:r>
+              <m:r>
+                <m:rPr>
+                  <m:sty m:val="p"/>
+                </m:rPr>
+                <m:t>−</m:t>
+              </m:r>
+              <m:r>
+                <m:t>1</m:t>
+              </m:r>
+            </m:e>
+          </m:eqArr>
         </m:oMath>
       </m:oMathPara>
     </w:p>
@@ -1254,116 +1214,95 @@
           <m:jc m:val="center"/>
         </m:oMathParaPr>
         <m:oMath>
-          <m:m>
-            <m:mPr>
-              <m:baseJc m:val="center"/>
-              <m:plcHide m:val="on"/>
-              <m:mcs>
-                <m:mc>
-                  <m:mcPr>
-                    <m:mcJc m:val="right"/>
-                    <m:count m:val="1"/>
-                  </m:mcPr>
-                </m:mc>
-                <m:mc>
-                  <m:mcPr>
-                    <m:mcJc m:val="left"/>
-                    <m:count m:val="1"/>
-                  </m:mcPr>
-                </m:mc>
-              </m:mcs>
-            </m:mPr>
-            <m:mr>
-              <m:e>
-                <m:r>
-                  <m:t>3</m:t>
-                </m:r>
-                <m:r>
-                  <m:t>x</m:t>
-                </m:r>
-                <m:r>
-                  <m:rPr>
-                    <m:sty m:val="p"/>
-                  </m:rPr>
-                  <m:t>+</m:t>
-                </m:r>
-                <m:r>
-                  <m:t>y</m:t>
-                </m:r>
-              </m:e>
-              <m:e>
-                <m:r>
-                  <m:rPr>
-                    <m:sty m:val="p"/>
-                  </m:rPr>
-                  <m:t>=</m:t>
-                </m:r>
-                <m:r>
-                  <m:t>4</m:t>
-                </m:r>
-              </m:e>
-            </m:mr>
-            <m:mr>
-              <m:e>
-                <m:r>
-                  <m:t>x</m:t>
-                </m:r>
-                <m:r>
-                  <m:rPr>
-                    <m:sty m:val="p"/>
-                  </m:rPr>
-                  <m:t>−</m:t>
-                </m:r>
-                <m:r>
-                  <m:t>y</m:t>
-                </m:r>
-              </m:e>
-              <m:e>
-                <m:r>
-                  <m:rPr>
-                    <m:sty m:val="p"/>
-                  </m:rPr>
-                  <m:t>=</m:t>
-                </m:r>
-                <m:r>
-                  <m:t>5</m:t>
-                </m:r>
-              </m:e>
-            </m:mr>
-            <m:mr>
-              <m:e>
-                <m:r>
-                  <m:t>8</m:t>
-                </m:r>
-                <m:r>
-                  <m:t>x</m:t>
-                </m:r>
-                <m:r>
-                  <m:rPr>
-                    <m:sty m:val="p"/>
-                  </m:rPr>
-                  <m:t>−</m:t>
-                </m:r>
-                <m:r>
-                  <m:t>9</m:t>
-                </m:r>
-                <m:r>
-                  <m:t>y</m:t>
-                </m:r>
-              </m:e>
-              <m:e>
-                <m:r>
-                  <m:rPr>
-                    <m:sty m:val="p"/>
-                  </m:rPr>
-                  <m:t>=</m:t>
-                </m:r>
-                <m:r>
-                  <m:t>1</m:t>
-                </m:r>
-              </m:e>
-            </m:mr>
-          </m:m>
+          <m:eqArr>
+            <m:e>
+              <m:r>
+                <m:t>3</m:t>
+              </m:r>
+              <m:r>
+                <m:t>x</m:t>
+              </m:r>
+              <m:r>
+                <m:rPr>
+                  <m:sty m:val="p"/>
+                </m:rPr>
+                <m:t>+</m:t>
+              </m:r>
+              <m:r>
+                <m:t>y</m:t>
+              </m:r>
+              <m:r>
+                <m:t>&amp;</m:t>
+              </m:r>
+              <m:r>
+                <m:rPr>
+                  <m:sty m:val="p"/>
+                </m:rPr>
+                <m:t>=</m:t>
+              </m:r>
+              <m:r>
+                <m:t>4</m:t>
+              </m:r>
+            </m:e>
+            <m:e>
+              <m:r>
+                <m:t>x</m:t>
+              </m:r>
+              <m:r>
+                <m:rPr>
+                  <m:sty m:val="p"/>
+                </m:rPr>
+                <m:t>−</m:t>
+              </m:r>
+              <m:r>
+                <m:t>y</m:t>
+              </m:r>
+              <m:r>
+                <m:t>&amp;</m:t>
+              </m:r>
+              <m:r>
+                <m:rPr>
+                  <m:sty m:val="p"/>
+                </m:rPr>
+                <m:t>=</m:t>
+              </m:r>
+              <m:r>
+                <m:t>5</m:t>
+              </m:r>
+            </m:e>
+            <m:e>
+              <m:r>
+                <m:t>8</m:t>
+              </m:r>
+              <m:r>
+                <m:t>x</m:t>
+              </m:r>
+              <m:r>
+                <m:rPr>
+                  <m:sty m:val="p"/>
+                </m:rPr>
+                <m:t>−</m:t>
+              </m:r>
+              <m:r>
+                <m:t>9</m:t>
+              </m:r>
+              <m:r>
+                <m:t>y</m:t>
+              </m:r>
+              <m:r>
+                <m:t>&amp;</m:t>
+              </m:r>
+              <m:r>
+                <m:rPr>
+                  <m:sty m:val="p"/>
+                </m:rPr>
+                <m:t>=</m:t>
+              </m:r>
+              <m:r>
+                <m:t>1</m:t>
+              </m:r>
+            </m:e>
+          </m:eqArr>
         </m:oMath>
       </m:oMathPara>
     </w:p>
@@ -1384,140 +1323,119 @@
           <m:jc m:val="center"/>
         </m:oMathParaPr>
         <m:oMath>
-          <m:m>
-            <m:mPr>
-              <m:baseJc m:val="center"/>
-              <m:plcHide m:val="on"/>
-              <m:mcs>
-                <m:mc>
-                  <m:mcPr>
-                    <m:mcJc m:val="right"/>
-                    <m:count m:val="1"/>
-                  </m:mcPr>
-                </m:mc>
-                <m:mc>
-                  <m:mcPr>
-                    <m:mcJc m:val="left"/>
-                    <m:count m:val="1"/>
-                  </m:mcPr>
-                </m:mc>
-              </m:mcs>
-            </m:mPr>
-            <m:mr>
-              <m:e>
-                <m:r>
-                  <m:t>3</m:t>
-                </m:r>
-                <m:r>
-                  <m:t>x</m:t>
-                </m:r>
-                <m:r>
-                  <m:rPr>
-                    <m:sty m:val="p"/>
-                  </m:rPr>
-                  <m:t>+</m:t>
-                </m:r>
-                <m:r>
-                  <m:t>3</m:t>
-                </m:r>
-                <m:r>
-                  <m:t>y</m:t>
-                </m:r>
-                <m:r>
-                  <m:rPr>
-                    <m:sty m:val="p"/>
-                  </m:rPr>
-                  <m:t>+</m:t>
-                </m:r>
-                <m:r>
-                  <m:t>3</m:t>
-                </m:r>
-                <m:r>
-                  <m:t>z</m:t>
-                </m:r>
-              </m:e>
-              <m:e>
-                <m:r>
-                  <m:rPr>
-                    <m:sty m:val="p"/>
-                  </m:rPr>
-                  <m:t>=</m:t>
-                </m:r>
-                <m:r>
-                  <m:t>4</m:t>
-                </m:r>
-              </m:e>
-            </m:mr>
-            <m:mr>
-              <m:e>
-                <m:r>
-                  <m:t>z</m:t>
-                </m:r>
-              </m:e>
-              <m:e>
-                <m:r>
-                  <m:rPr>
-                    <m:sty m:val="p"/>
-                  </m:rPr>
-                  <m:t>=</m:t>
-                </m:r>
-                <m:r>
-                  <m:t>1</m:t>
-                </m:r>
-              </m:e>
-            </m:mr>
-            <m:mr>
-              <m:e>
-                <m:r>
-                  <m:rPr>
-                    <m:sty m:val="p"/>
-                  </m:rPr>
-                  <m:t>−</m:t>
-                </m:r>
-                <m:r>
-                  <m:t>4</m:t>
-                </m:r>
-                <m:r>
-                  <m:t>x</m:t>
-                </m:r>
-                <m:r>
-                  <m:rPr>
-                    <m:sty m:val="p"/>
-                  </m:rPr>
-                  <m:t>−</m:t>
-                </m:r>
-                <m:r>
-                  <m:t>4</m:t>
-                </m:r>
-                <m:r>
-                  <m:t>y</m:t>
-                </m:r>
-                <m:r>
-                  <m:rPr>
-                    <m:sty m:val="p"/>
-                  </m:rPr>
-                  <m:t>+</m:t>
-                </m:r>
-                <m:r>
-                  <m:t>8</m:t>
-                </m:r>
-                <m:r>
-                  <m:t>z</m:t>
-                </m:r>
-              </m:e>
-              <m:e>
-                <m:r>
-                  <m:rPr>
-                    <m:sty m:val="p"/>
-                  </m:rPr>
-                  <m:t>=</m:t>
-                </m:r>
-                <m:r>
-                  <m:t>1</m:t>
-                </m:r>
-              </m:e>
-            </m:mr>
-          </m:m>
+          <m:eqArr>
+            <m:e>
+              <m:r>
+                <m:t>3</m:t>
+              </m:r>
+              <m:r>
+                <m:t>x</m:t>
+              </m:r>
+              <m:r>
+                <m:rPr>
+                  <m:sty m:val="p"/>
+                </m:rPr>
+                <m:t>+</m:t>
+              </m:r>
+              <m:r>
+                <m:t>3</m:t>
+              </m:r>
+              <m:r>
+                <m:t>y</m:t>
+              </m:r>
+              <m:r>
+                <m:rPr>
+                  <m:sty m:val="p"/>
+                </m:rPr>
+                <m:t>+</m:t>
+              </m:r>
+              <m:r>
+                <m:t>3</m:t>
+              </m:r>
+              <m:r>
+                <m:t>z</m:t>
+              </m:r>
+              <m:r>
+                <m:t>&amp;</m:t>
+              </m:r>
+              <m:r>
+                <m:rPr>
+                  <m:sty m:val="p"/>
+                </m:rPr>
+                <m:t>=</m:t>
+              </m:r>
+              <m:r>
+                <m:t>4</m:t>
+              </m:r>
+            </m:e>
+            <m:e>
+              <m:r>
+                <m:t>z</m:t>
+              </m:r>
+              <m:r>
+                <m:t>&amp;</m:t>
+              </m:r>
+              <m:r>
+                <m:rPr>
+                  <m:sty m:val="p"/>
+                </m:rPr>
+                <m:t>=</m:t>
+              </m:r>
+              <m:r>
+                <m:t>1</m:t>
+              </m:r>
+            </m:e>
+            <m:e>
+              <m:r>
+                <m:rPr>
+                  <m:sty m:val="p"/>
+                </m:rPr>
+                <m:t>−</m:t>
+              </m:r>
+              <m:r>
+                <m:t>4</m:t>
+              </m:r>
+              <m:r>
+                <m:t>x</m:t>
+              </m:r>
+              <m:r>
+                <m:rPr>
+                  <m:sty m:val="p"/>
+                </m:rPr>
+                <m:t>−</m:t>
+              </m:r>
+              <m:r>
+                <m:t>4</m:t>
+              </m:r>
+              <m:r>
+                <m:t>y</m:t>
+              </m:r>
+              <m:r>
+                <m:rPr>
+                  <m:sty m:val="p"/>
+                </m:rPr>
+                <m:t>+</m:t>
+              </m:r>
+              <m:r>
+                <m:t>8</m:t>
+              </m:r>
+              <m:r>
+                <m:t>z</m:t>
+              </m:r>
+              <m:r>
+                <m:t>&amp;</m:t>
+              </m:r>
+              <m:r>
+                <m:rPr>
+                  <m:sty m:val="p"/>
+                </m:rPr>
+                <m:t>=</m:t>
+              </m:r>
+              <m:r>
+                <m:t>1</m:t>
+              </m:r>
+            </m:e>
+          </m:eqArr>
         </m:oMath>
       </m:oMathPara>
     </w:p>
@@ -1538,145 +1456,125 @@
           <m:jc m:val="center"/>
         </m:oMathParaPr>
         <m:oMath>
-          <m:m>
-            <m:mPr>
-              <m:baseJc m:val="center"/>
-              <m:plcHide m:val="on"/>
-              <m:mcs>
-                <m:mc>
-                  <m:mcPr>
-                    <m:mcJc m:val="right"/>
-                    <m:count m:val="1"/>
-                  </m:mcPr>
-                </m:mc>
-                <m:mc>
-                  <m:mcPr>
-                    <m:mcJc m:val="left"/>
-                    <m:count m:val="1"/>
-                  </m:mcPr>
-                </m:mc>
-              </m:mcs>
-            </m:mPr>
-            <m:mr>
-              <m:e>
-                <m:r>
-                  <m:t>2</m:t>
-                </m:r>
-                <m:r>
-                  <m:t>x</m:t>
-                </m:r>
-                <m:r>
-                  <m:rPr>
-                    <m:sty m:val="p"/>
-                  </m:rPr>
-                  <m:t>+</m:t>
-                </m:r>
-                <m:r>
-                  <m:t>2</m:t>
-                </m:r>
-                <m:r>
-                  <m:t>y</m:t>
-                </m:r>
-                <m:r>
-                  <m:rPr>
-                    <m:sty m:val="p"/>
-                  </m:rPr>
-                  <m:t>+</m:t>
-                </m:r>
-                <m:r>
-                  <m:t>2</m:t>
-                </m:r>
-                <m:r>
-                  <m:t>z</m:t>
-                </m:r>
-                <m:r>
-                  <m:rPr>
-                    <m:sty m:val="p"/>
-                  </m:rPr>
-                  <m:t>+</m:t>
-                </m:r>
-                <m:r>
-                  <m:t>9</m:t>
-                </m:r>
-                <m:r>
-                  <m:t>t</m:t>
-                </m:r>
-              </m:e>
-              <m:e>
-                <m:r>
-                  <m:rPr>
-                    <m:sty m:val="p"/>
-                  </m:rPr>
-                  <m:t>=</m:t>
-                </m:r>
-                <m:r>
-                  <m:t>4</m:t>
-                </m:r>
-              </m:e>
-            </m:mr>
-            <m:mr>
-              <m:e>
-                <m:r>
-                  <m:rPr>
-                    <m:sty m:val="p"/>
-                  </m:rPr>
-                  <m:t>−</m:t>
-                </m:r>
-                <m:r>
-                  <m:t>x</m:t>
-                </m:r>
-                <m:r>
-                  <m:rPr>
-                    <m:sty m:val="p"/>
-                  </m:rPr>
-                  <m:t>−</m:t>
-                </m:r>
-                <m:r>
-                  <m:t>y</m:t>
-                </m:r>
-                <m:r>
-                  <m:rPr>
-                    <m:sty m:val="p"/>
-                  </m:rPr>
-                  <m:t>−</m:t>
-                </m:r>
-                <m:r>
-                  <m:t>z</m:t>
-                </m:r>
-                <m:r>
-                  <m:rPr>
-                    <m:sty m:val="p"/>
-                  </m:rPr>
-                  <m:t>−</m:t>
-                </m:r>
-                <m:r>
-                  <m:t>t</m:t>
-                </m:r>
-              </m:e>
-              <m:e>
-                <m:r>
-                  <m:rPr>
-                    <m:sty m:val="p"/>
-                  </m:rPr>
-                  <m:t>=</m:t>
-                </m:r>
-                <m:r>
-                  <m:rPr>
-                    <m:sty m:val="p"/>
-                  </m:rPr>
-                  <m:t>−</m:t>
-                </m:r>
-                <m:r>
-                  <m:t>10</m:t>
-                </m:r>
-              </m:e>
-            </m:mr>
-          </m:m>
+          <m:eqArr>
+            <m:e>
+              <m:r>
+                <m:t>2</m:t>
+              </m:r>
+              <m:r>
+                <m:t>x</m:t>
+              </m:r>
+              <m:r>
+                <m:rPr>
+                  <m:sty m:val="p"/>
+                </m:rPr>
+                <m:t>+</m:t>
+              </m:r>
+              <m:r>
+                <m:t>2</m:t>
+              </m:r>
+              <m:r>
+                <m:t>y</m:t>
+              </m:r>
+              <m:r>
+                <m:rPr>
+                  <m:sty m:val="p"/>
+                </m:rPr>
+                <m:t>+</m:t>
+              </m:r>
+              <m:r>
+                <m:t>2</m:t>
+              </m:r>
+              <m:r>
+                <m:t>z</m:t>
+              </m:r>
+              <m:r>
+                <m:rPr>
+                  <m:sty m:val="p"/>
+                </m:rPr>
+                <m:t>+</m:t>
+              </m:r>
+              <m:r>
+                <m:t>9</m:t>
+              </m:r>
+              <m:r>
+                <m:t>t</m:t>
+              </m:r>
+              <m:r>
+                <m:t>&amp;</m:t>
+              </m:r>
+              <m:r>
+                <m:rPr>
+                  <m:sty m:val="p"/>
+                </m:rPr>
+                <m:t>=</m:t>
+              </m:r>
+              <m:r>
+                <m:t>4</m:t>
+              </m:r>
+            </m:e>
+            <m:e>
+              <m:r>
+                <m:rPr>
+                  <m:sty m:val="p"/>
+                </m:rPr>
+                <m:t>−</m:t>
+              </m:r>
+              <m:r>
+                <m:t>x</m:t>
+              </m:r>
+              <m:r>
+                <m:rPr>
+                  <m:sty m:val="p"/>
+                </m:rPr>
+                <m:t>−</m:t>
+              </m:r>
+              <m:r>
+                <m:t>y</m:t>
+              </m:r>
+              <m:r>
+                <m:rPr>
+                  <m:sty m:val="p"/>
+                </m:rPr>
+                <m:t>−</m:t>
+              </m:r>
+              <m:r>
+                <m:t>z</m:t>
+              </m:r>
+              <m:r>
+                <m:rPr>
+                  <m:sty m:val="p"/>
+                </m:rPr>
+                <m:t>−</m:t>
+              </m:r>
+              <m:r>
+                <m:t>t</m:t>
+              </m:r>
+              <m:r>
+                <m:t>&amp;</m:t>
+              </m:r>
+              <m:r>
+                <m:rPr>
+                  <m:sty m:val="p"/>
+                </m:rPr>
+                <m:t>=</m:t>
+              </m:r>
+              <m:r>
+                <m:rPr>
+                  <m:sty m:val="p"/>
+                </m:rPr>
+                <m:t>−</m:t>
+              </m:r>
+              <m:r>
+                <m:t>10</m:t>
+              </m:r>
+            </m:e>
+          </m:eqArr>
         </m:oMath>
       </m:oMathPara>
     </w:p>
-    <w:bookmarkEnd w:id="22"/>
-    <w:bookmarkStart w:id="23" w:name="q3"/>
+    <w:bookmarkEnd w:id="11"/>
+    <w:bookmarkStart w:id="12" w:name="q3"/>
     <w:p>
       <w:pPr>
         <w:pStyle w:val="Heading2"/>
@@ -2075,8 +1973,8 @@
         </m:r>
       </m:oMath>
     </w:p>
-    <w:bookmarkEnd w:id="23"/>
-    <w:bookmarkStart w:id="25" w:name="q4"/>
+    <w:bookmarkEnd w:id="12"/>
+    <w:bookmarkStart w:id="14" w:name="q4"/>
     <w:p>
       <w:pPr>
         <w:pStyle w:val="Heading2"/>
@@ -2341,7 +2239,7 @@
       <w:pPr>
         <w:pStyle w:val="FirstParagraph"/>
       </w:pPr>
-      <w:hyperlink r:id="rId24">
+      <w:hyperlink r:id="rId13">
         <w:r>
           <w:rPr>
             <w:rStyle w:val="Hyperlink"/>
@@ -2357,8 +2255,8 @@
         </w:pict>
       </w:r>
     </w:p>
-    <w:bookmarkEnd w:id="25"/>
-    <w:bookmarkStart w:id="27" w:name="version-history"/>
+    <w:bookmarkEnd w:id="14"/>
+    <w:bookmarkStart w:id="16" w:name="version-history"/>
     <w:p>
       <w:pPr>
         <w:pStyle w:val="Heading2"/>
@@ -2379,7 +2277,7 @@
       <w:pPr>
         <w:pStyle w:val="BodyText"/>
       </w:pPr>
-      <w:hyperlink r:id="rId26">
+      <w:hyperlink r:id="rId15">
         <w:r>
           <w:rPr>
             <w:rStyle w:val="Hyperlink"/>
@@ -2388,7 +2286,7 @@
         </w:r>
       </w:hyperlink>
     </w:p>
-    <w:bookmarkEnd w:id="27"/>
+    <w:bookmarkEnd w:id="16"/>
     <w:sectPr>
       <w:pgSz w:h="15840" w:w="12240"/>
       <w:pgMar w:bottom="1440" w:footer="720" w:gutter="0" w:header="720" w:left="1440" w:right="1440" w:top="1440"/>
